--- a/docs/supplementary_methods_d3tem.docx
+++ b/docs/supplementary_methods_d3tem.docx
@@ -33,7 +33,7 @@
           <w:i w:val="0"/>
           <w:sz w:val="21"/>
         </w:rPr>
-        <w:t>This supplement documents the Dynamic Three-dimensional Topic Evolution Model (D³TEM) applied to the final corpus of 1,532 deduplicated records published between 2016 and 2025. It states the formulas, the parameter values and the sensitivity analyses, so that the drift index and the lifecycle results reported in Figure 10 can be reproduced and audited. All analyses were performed in Python 3.12 with BERTopic 0.17.4, SciPy 1.18.1, POT 0.9.7 and statsmodels 0.15.0.</w:t>
+        <w:t>This supplement documents the Dynamic Three-dimensional Topic Evolution Model (D³TEM) applied to the final corpus of 1,532 deduplicated records published between 2016 and 2025. It states the formulas, the parameter values and the sensitivity analyses, so that the drift index and the lifecycle results reported in Figure 10 can be reproduced and audited. All analyses were performed in Python 3.12 with BERTopic 0.17.4, SciPy 1.18.1, POT 0.9.7.post1 and statsmodels 0.15.0.</w:t>
       </w:r>
     </w:p>
     <w:p>
